--- a/Files/01 - Bereshis/11 - Vayechi/5785/Vayechi 5785.docx
+++ b/Files/01 - Bereshis/11 - Vayechi/5785/Vayechi 5785.docx
@@ -2158,7 +2158,7 @@
           <w:rFonts w:ascii="Times New Roman" w:hAnsi="Times New Roman" w:cs="Times New Roman" w:hint="cs"/>
           <w:rtl/>
         </w:rPr>
-        <w:t>אפרים</w:t>
+        <w:t xml:space="preserve">אפרים </w:t>
       </w:r>
       <w:r>
         <w:rPr>

--- a/Files/01 - Bereshis/11 - Vayechi/5785/Vayechi 5785.docx
+++ b/Files/01 - Bereshis/11 - Vayechi/5785/Vayechi 5785.docx
@@ -355,7 +355,7 @@
           <w:rFonts w:ascii="Times New Roman" w:hAnsi="Times New Roman" w:cs="Times New Roman"/>
           <w:rtl/>
         </w:rPr>
-        <w:t>"</w:t>
+        <w:t>״</w:t>
       </w:r>
       <w:r>
         <w:rPr>
@@ -1122,7 +1122,7 @@
           <w:rFonts w:ascii="Times New Roman" w:hAnsi="Times New Roman" w:cs="Times New Roman"/>
           <w:rtl/>
         </w:rPr>
-        <w:t>"</w:t>
+        <w:t>״</w:t>
       </w:r>
       <w:r>
         <w:rPr>
